--- a/writeups/docx/09_qec_noise_profiles.docx
+++ b/writeups/docx/09_qec_noise_profiles.docx
@@ -42,7 +42,7 @@
         <w:spacing w:after="120"/>
       </w:pPr>
       <w:r>
-        <w:t>Real qubits do not fail with symmetric depolarising noise: they dephase far more than they bit-flip, and some platforms can detect when a qubit is lost. Both regimes were modelled on the toric code under the code-capacity model. Biased Pauli noise, parameterised by a Z-bias, was decoded with bias-aware weighted minimum-weight matching, and heralded erasure was decoded with a from-scratch peeling decoder. The peeling decoder reproduced the analytically known erasure threshold of one half - the bond-percolation threshold of the lattice - which validates the implementation, while depolarising noise crossed near sixteen percent. A non-obvious result emerged: for the untailored toric code, concentrating noise on a single Pauli type did not raise the tolerable total error rate and was in fact marginally worse than depolarising, because almost all the error then loads a single decoding graph. The dramatic, robust win is erasure conversion, not bias alone.</w:t>
+        <w:t>Real qubits do not fail with symmetric depolarising noise: they dephase far more than they bit-flip, and some platforms can detect when a qubit is lost. Both regimes were modeled on the toric code under the code-capacity model. Biased Pauli noise, parameterized by a Z-bias, was decoded with bias-aware weighted minimum-weight matching, and heralded erasure was decoded with a from-scratch peeling decoder. The peeling decoder reproduced the analytically known erasure threshold of one half - the bond-percolation threshold of the lattice - which validates the implementation, while depolarising noise crossed near sixteen percent. A non-obvious result emerged: for the untailored toric code, concentrating noise on a single Pauli type did not raise the tolerable total error rate and was in fact marginally worse than depolarising, because almost all the error then loads a single decoding graph. The dramatic, robust win is erasure conversion, not bias alone.</w:t>
       </w:r>
     </w:p>
     <w:p>
@@ -60,7 +60,7 @@
     </w:p>
     <w:p>
       <w:r>
-        <w:t>This work modelled biased Pauli noise and heralded erasure on the toric code and decoded each with the appropriate decoder, in order to make the very different thresholds of the two regimes vivid and reproducible, and to test honestly whether bias alone helps an untailored code.</w:t>
+        <w:t>This work modeled biased Pauli noise and heralded erasure on the toric code and decoded each with the appropriate decoder, in order to make the very different thresholds of the two regimes vivid and reproducible, and to test honestly whether bias alone helps an untailored code.</w:t>
       </w:r>
     </w:p>
     <w:p>
@@ -73,7 +73,7 @@
     </w:p>
     <w:p>
       <w:r>
-        <w:t>The distance-d toric code was constructed on a periodic square lattice with one qubit per edge, giving star and plaquette stabilisers whose parity-check matrices have column weight two and are therefore graph incidence matrices. Biased Pauli noise was parameterised by a total rate and a Z-bias, with a bias of one half recovering depolarising noise; each error type was decoded by minimum-weight matching whose edge weights were set from the per-qubit marginal flip probability, making the matching bias-aware. Heralded erasure replaced each erased qubit with a uniformly random Pauli while revealing the erased positions to the decoder.</w:t>
+        <w:t>The distance-d toric code was constructed on a periodic square lattice with one qubit per edge, giving star and plaquette stabilisers whose parity-check matrices have column weight two and are therefore graph incidence matrices. Biased Pauli noise was parameterized by a total rate and a Z-bias, with a bias of one half recovering depolarising noise; each error type was decoded by minimum-weight matching whose edge weights were set from the per-qubit marginal flip probability, making the matching bias-aware. Heralded erasure replaced each erased qubit with a uniformly random Pauli while revealing the erased positions to the decoder.</w:t>
       </w:r>
     </w:p>
     <w:p>

--- a/writeups/docx/09_qec_noise_profiles.docx
+++ b/writeups/docx/09_qec_noise_profiles.docx
@@ -60,7 +60,7 @@
     </w:p>
     <w:p>
       <w:r>
-        <w:t>This work modeled biased Pauli noise and heralded erasure on the toric code and decoded each with the appropriate decoder, in order to make the very different thresholds of the two regimes vivid and reproducible, and to test honestly whether bias alone helps an untailored code.</w:t>
+        <w:t>This work modeled biased Pauli noise and heralded erasure on the toric code and decoded each with the appropriate decoder, in order to compare the very different thresholds of the two regimes on a reproducible footing, and to test whether bias alone helps an untailored code.</w:t>
       </w:r>
     </w:p>
     <w:p>
@@ -211,7 +211,7 @@
     </w:p>
     <w:p>
       <w:r>
-        <w:t>Reproducing the analytic one-half erasure threshold from a hand-built peeling decoder is the strongest validation available for the implementation, and it underlines why erasure conversion is so attractive: knowing where an error occurred is worth far more than knowing only that one occurred. The honest finding that bias alone does not help the untailored toric code is the most instructive part of the study, because it makes clear that the benefit of biased noise must be unlocked by a code and decoder designed to exploit it, such as the XZZX surface code, rather than arising automatically.</w:t>
+        <w:t>Reproducing the analytic one-half erasure threshold from a hand-built peeling decoder validates the implementation, and it illustrates the advantage of erasure conversion: the decoder uses the known location of each erased qubit rather than only its occurrence. The finding that bias alone does not help the untailored toric code indicates that the benefit of biased noise must be obtained with a code and decoder designed to exploit it, such as the XZZX surface code, rather than arising automatically.</w:t>
       </w:r>
     </w:p>
     <w:p>

--- a/writeups/docx/09_qec_noise_profiles.docx
+++ b/writeups/docx/09_qec_noise_profiles.docx
@@ -42,7 +42,7 @@
         <w:spacing w:after="120"/>
       </w:pPr>
       <w:r>
-        <w:t>Real qubits do not fail with symmetric depolarising noise: they dephase far more than they bit-flip, and some platforms can detect when a qubit is lost. Both regimes were modeled on the toric code under the code-capacity model. Biased Pauli noise, parameterized by a Z-bias, was decoded with bias-aware weighted minimum-weight matching, and heralded erasure was decoded with a from-scratch peeling decoder. The peeling decoder reproduced the analytically known erasure threshold of one half - the bond-percolation threshold of the lattice - which validates the implementation, while depolarising noise crossed near sixteen percent. A non-obvious result emerged: for the untailored toric code, concentrating noise on a single Pauli type did not raise the tolerable total error rate and was in fact marginally worse than depolarising, because almost all the error then loads a single decoding graph. The dramatic, robust win is erasure conversion, not bias alone.</w:t>
+        <w:t>Real qubits do not fail with symmetric depolarising noise: they dephase far more than they bit-flip, and some platforms can detect when a qubit is lost. Both regimes were modeled on the toric code under the code-capacity model. Biased Pauli noise, parameterized by a Z-bias, was decoded with bias-aware weighted minimum-weight matching, and heralded erasure was decoded with a from-scratch peeling decoder. The peeling decoder reproduced the analytically known erasure threshold of one half - the bond-percolation threshold of the lattice - which validates the implementation, while depolarising noise crossed near sixteen percent. For the untailored toric code, concentrating noise on a single Pauli type did not raise the tolerable total error rate and was marginally worse than depolarising, because almost all the error then loads a single decoding graph. The threshold gain came from erasure conversion rather than bias alone.</w:t>
       </w:r>
     </w:p>
     <w:p>
